--- a/zht/docx/027.content.docx
+++ b/zht/docx/027.content.docx
@@ -150,26 +150,6 @@
           <w:lang w:val="zh_TW" w:bidi="zh_TW"/>
         </w:rPr>
         <w:t>guan</w:t>
-      </w:r>
-      <w:r>
-        <w:rPr>
-          <w:lang w:val="zh_TW" w:bidi="zh_TW"/>
-        </w:rPr>
-      </w:r>
-    </w:p>
-    <w:p>
-      <w:pPr/>
-      <w:r>
-        <w:rPr>
-          <w:lang w:val="zh_TW" w:bidi="zh_TW"/>
-        </w:rPr>
-      </w:r>
-      <w:r>
-        <w:rPr>
-          <w:i/>
-          <w:lang w:val="zh_TW" w:bidi="zh_TW"/>
-        </w:rPr>
-        <w:t>關心窮人</w:t>
       </w:r>
       <w:r>
         <w:rPr>

--- a/zht/docx/027.content.docx
+++ b/zht/docx/027.content.docx
@@ -19,7 +19,7 @@
         <w:rPr>
           <w:lang w:val="zh_TW" w:bidi="zh_TW"/>
         </w:rPr>
-        <w:t>Resource: Study Notes - Themes (Tyndale)</w:t>
+        <w:t>Resource: Tyndale Open Study Notes</w:t>
       </w:r>
       <w:r>
         <w:rPr>
@@ -112,7 +112,7 @@
         <w:rPr>
           <w:lang w:val="zh_TW" w:bidi="zh_TW"/>
         </w:rPr>
-        <w:t>Study Notes - Themes (Tyndale)</w:t>
+        <w:t>Tyndale Open Study Notes</w:t>
       </w:r>
     </w:p>
     <w:p>

--- a/zht/docx/027.content.docx
+++ b/zht/docx/027.content.docx
@@ -149,7 +149,7 @@
         <w:rPr>
           <w:lang w:val="zh_TW" w:bidi="zh_TW"/>
         </w:rPr>
-        <w:t>guan</w:t>
+        <w:t>gui</w:t>
       </w:r>
       <w:r>
         <w:rPr>
@@ -212,7 +212,7 @@
         <w:rPr>
           <w:lang w:val="zh_TW" w:bidi="zh_TW"/>
         </w:rPr>
-        <w:t>關心窮人</w:t>
+        <w:t>歸向耶和華</w:t>
       </w:r>
       <w:r>
         <w:rPr>
@@ -231,7 +231,7 @@
         <w:rPr>
           <w:lang w:val="zh_TW" w:bidi="zh_TW"/>
         </w:rPr>
-        <w:t>神吩咐以色列人要關心其百姓的福祉。以色列人與神所立的約（特殊的協定），以及他們將自身視為一個大家庭的觀念，有助於防止特權意識的產生。既然是一個家庭，就應當扶持有需要的成員，其中包括寡婦、孤兒、貧窮人和寄居的外人（</w:t>
+        <w:t>舊約中的先知，屢次呼籲以色列人歸向耶和華，無論是在被擄到巴比倫之前，或是在被擄之後（例如，</w:t>
       </w:r>
       <w:hyperlink r:id="rId13">
         <w:r>
@@ -242,7 +242,7 @@
             <w:color w:val="0000EE"/>
             <w:u w:val="single"/>
           </w:rPr>
-          <w:t>出22:22</w:t>
+          <w:t>賽55:6–7</w:t>
         </w:r>
       </w:hyperlink>
       <w:r>
@@ -260,28 +260,14 @@
             <w:color w:val="0000EE"/>
             <w:u w:val="single"/>
           </w:rPr>
-          <w:t>利19:10</w:t>
+          <w:t>何6:1–3</w:t>
         </w:r>
       </w:hyperlink>
       <w:r>
         <w:rPr>
           <w:lang w:val="zh_TW" w:bidi="zh_TW"/>
         </w:rPr>
-        <w:t>）。</w:t>
-      </w:r>
-    </w:p>
-    <w:p>
-      <w:pPr/>
-      <w:r>
-        <w:rPr>
-          <w:lang w:val="zh_TW" w:bidi="zh_TW"/>
-        </w:rPr>
-      </w:r>
-      <w:r>
-        <w:rPr>
-          <w:lang w:val="zh_TW" w:bidi="zh_TW"/>
-        </w:rPr>
-        <w:t>農夫必須將田地的邊緣和收割後剩下的莊稼留給有需要的人（見</w:t>
+        <w:t>；</w:t>
       </w:r>
       <w:hyperlink r:id="rId15">
         <w:r>
@@ -292,14 +278,14 @@
             <w:color w:val="0000EE"/>
             <w:u w:val="single"/>
           </w:rPr>
-          <w:t>利23:22</w:t>
+          <w:t>該1:12</w:t>
         </w:r>
       </w:hyperlink>
       <w:r>
         <w:rPr>
           <w:lang w:val="zh_TW" w:bidi="zh_TW"/>
         </w:rPr>
-        <w:t>）。貧窮人不應被剝削，反之，百姓應該提供無息貸款給他們，或讓債務人以受僱者的身分，有尊嚴地工作以償還債務（</w:t>
+        <w:t>；</w:t>
       </w:r>
       <w:hyperlink r:id="rId16">
         <w:r>
@@ -310,14 +296,14 @@
             <w:color w:val="0000EE"/>
             <w:u w:val="single"/>
           </w:rPr>
-          <w:t>利25:35–42</w:t>
+          <w:t>瑪3:7</w:t>
         </w:r>
       </w:hyperlink>
       <w:r>
         <w:rPr>
           <w:lang w:val="zh_TW" w:bidi="zh_TW"/>
         </w:rPr>
-        <w:t>）。這些安排確保窮人有糧可食。</w:t>
+        <w:t>）。這樣的呼召，表明以色列人要重新立定心志，回轉順服神的旨意。他們曾背離真神，轉而敬拜別神，因此招致神的審判——聖殿被毀，百姓被擄。神對祂子民的復興與賜福，是建立在他們願意悔改歸向祂、順服祂的基礎上。</w:t>
       </w:r>
     </w:p>
     <w:p>
@@ -331,7 +317,19 @@
         <w:rPr>
           <w:lang w:val="zh_TW" w:bidi="zh_TW"/>
         </w:rPr>
-        <w:t>聖經首次表現出對窮人的關懷，是在獻祭制度上體貼那些無力奉獻昂貴祭物的人。百姓若買不起羊羔，可以用鳥來代替燔祭和贖罪祭（</w:t>
+        <w:t>先知撒迦利亞對於從被擄之地歸回耶路撒冷的百姓，有一個主要的信息。他在開始時便宣告：「</w:t>
+      </w:r>
+      <w:r>
+        <w:rPr>
+          <w:lang w:val="zh_TW" w:bidi="zh_TW"/>
+        </w:rPr>
+        <w:t>你們要轉向我，我就轉向你們。這是萬軍之耶和華說的</w:t>
+      </w:r>
+      <w:r>
+        <w:rPr>
+          <w:lang w:val="zh_TW" w:bidi="zh_TW"/>
+        </w:rPr>
+        <w:t>」（</w:t>
       </w:r>
       <w:hyperlink r:id="rId17">
         <w:r>
@@ -342,9 +340,15 @@
             <w:color w:val="0000EE"/>
             <w:u w:val="single"/>
           </w:rPr>
-          <w:t>利1:14–17，</w:t>
+          <w:t>亞1:3</w:t>
         </w:r>
       </w:hyperlink>
+      <w:r>
+        <w:rPr>
+          <w:lang w:val="zh_TW" w:bidi="zh_TW"/>
+        </w:rPr>
+        <w:t>）。撒迦利亞勸勉以色列人重新委身於神與他們所立特別的約（即盟約），並警戒他們要記取列祖的教訓——他們因不忠於盟約而遭受嚴厲的後果（</w:t>
+      </w:r>
       <w:hyperlink r:id="rId18">
         <w:r>
           <w:rPr>
@@ -354,14 +358,28 @@
             <w:color w:val="0000EE"/>
             <w:u w:val="single"/>
           </w:rPr>
-          <w:t>5:7–10</w:t>
+          <w:t>7:11–14</w:t>
         </w:r>
       </w:hyperlink>
       <w:r>
         <w:rPr>
           <w:lang w:val="zh_TW" w:bidi="zh_TW"/>
         </w:rPr>
-        <w:t>）。潔淨禮中也做了其他調整，以因應不同情況（</w:t>
+        <w:t>）。</w:t>
+      </w:r>
+    </w:p>
+    <w:p>
+      <w:pPr/>
+      <w:r>
+        <w:rPr>
+          <w:lang w:val="zh_TW" w:bidi="zh_TW"/>
+        </w:rPr>
+      </w:r>
+      <w:r>
+        <w:rPr>
+          <w:lang w:val="zh_TW" w:bidi="zh_TW"/>
+        </w:rPr>
+        <w:t>撒迦利亞關心以色列與神之間的盟約，以及社會的公義。他強調，真正歸向耶和華，應當伴隨順服祂的誡命，並實踐公義、誠實、公平、憐憫與慈愛（</w:t>
       </w:r>
       <w:hyperlink r:id="rId19">
         <w:r>
@@ -372,14 +390,14 @@
             <w:color w:val="0000EE"/>
             <w:u w:val="single"/>
           </w:rPr>
-          <w:t>14:21–22</w:t>
+          <w:t>亞7:9–10</w:t>
         </w:r>
       </w:hyperlink>
       <w:r>
         <w:rPr>
           <w:lang w:val="zh_TW" w:bidi="zh_TW"/>
         </w:rPr>
-        <w:t>）。其中最顯著的改變，是允許用細麵代替贖罪祭的牲畜（</w:t>
+        <w:t>，</w:t>
       </w:r>
       <w:hyperlink r:id="rId20">
         <w:r>
@@ -390,28 +408,14 @@
             <w:color w:val="0000EE"/>
             <w:u w:val="single"/>
           </w:rPr>
-          <w:t>5:11–13</w:t>
+          <w:t>8:16–17</w:t>
         </w:r>
       </w:hyperlink>
       <w:r>
         <w:rPr>
           <w:lang w:val="zh_TW" w:bidi="zh_TW"/>
         </w:rPr>
-        <w:t>），這表示該祭不再象徵以命償命。這樣做是為了體恤那些買不起牲畜的人。這清楚地表明神渴望即使是無力獻上羔羊的貧窮人，也能經歷罪得赦免。</w:t>
-      </w:r>
-    </w:p>
-    <w:p>
-      <w:pPr/>
-      <w:r>
-        <w:rPr>
-          <w:lang w:val="zh_TW" w:bidi="zh_TW"/>
-        </w:rPr>
-      </w:r>
-      <w:r>
-        <w:rPr>
-          <w:lang w:val="zh_TW" w:bidi="zh_TW"/>
-        </w:rPr>
-        <w:t>這個主題在先知們對貧困與無助之人的關注中持續發展。他們呼籲實踐社會公義與憐憫（例如，</w:t>
+        <w:t>）。撒迦利亞強調人與神、人與人之間的正確關係，也預示了耶穌後來的教導。耶穌說最大的誡命就是「你要盡心、盡性、盡意愛主你的神」，其次是「要愛人如己」（</w:t>
       </w:r>
       <w:hyperlink r:id="rId21">
         <w:r>
@@ -422,14 +426,37 @@
             <w:color w:val="0000EE"/>
             <w:u w:val="single"/>
           </w:rPr>
-          <w:t>賽1:17</w:t>
+          <w:t>太22:34–40</w:t>
         </w:r>
       </w:hyperlink>
       <w:r>
         <w:rPr>
           <w:lang w:val="zh_TW" w:bidi="zh_TW"/>
         </w:rPr>
-        <w:t>；</w:t>
+        <w:t>）。</w:t>
+      </w:r>
+    </w:p>
+    <w:p>
+      <w:pPr/>
+      <w:r>
+        <w:rPr>
+          <w:lang w:val="zh_TW" w:bidi="zh_TW"/>
+        </w:rPr>
+      </w:r>
+      <w:r>
+        <w:rPr>
+          <w:u w:val="single"/>
+          <w:lang w:val="zh_TW" w:bidi="zh_TW"/>
+        </w:rPr>
+        <w:t>進深研究的經文段落</w:t>
+      </w:r>
+    </w:p>
+    <w:p>
+      <w:pPr/>
+      <w:r>
+        <w:rPr>
+          <w:lang w:val="zh_TW" w:bidi="zh_TW"/>
+        </w:rPr>
       </w:r>
       <w:hyperlink r:id="rId22">
         <w:r>
@@ -440,14 +467,14 @@
             <w:color w:val="0000EE"/>
             <w:u w:val="single"/>
           </w:rPr>
-          <w:t>摩2:6</w:t>
+          <w:t>撒上7:2–11</w:t>
         </w:r>
       </w:hyperlink>
       <w:r>
         <w:rPr>
           <w:lang w:val="zh_TW" w:bidi="zh_TW"/>
         </w:rPr>
-        <w:t>）。先知強烈譴責那些欺壓窮人的人（例如，</w:t>
+        <w:t>；</w:t>
       </w:r>
       <w:hyperlink r:id="rId23">
         <w:r>
@@ -458,14 +485,14 @@
             <w:color w:val="0000EE"/>
             <w:u w:val="single"/>
           </w:rPr>
-          <w:t>摩4:1–3</w:t>
+          <w:t>賽1:16–20</w:t>
         </w:r>
       </w:hyperlink>
       <w:r>
         <w:rPr>
           <w:lang w:val="zh_TW" w:bidi="zh_TW"/>
         </w:rPr>
-        <w:t>；</w:t>
+        <w:t>，</w:t>
       </w:r>
       <w:hyperlink r:id="rId24">
         <w:r>
@@ -476,14 +503,32 @@
             <w:color w:val="0000EE"/>
             <w:u w:val="single"/>
           </w:rPr>
-          <w:t>摩8:4–8</w:t>
+          <w:t>55:7</w:t>
         </w:r>
       </w:hyperlink>
       <w:r>
         <w:rPr>
           <w:lang w:val="zh_TW" w:bidi="zh_TW"/>
         </w:rPr>
-        <w:t>）。若百姓一方面行不義、施壓迫，另一方面卻獻上繁複的敬拜，神也不會悅納（見</w:t>
+        <w:t>；</w:t>
+      </w:r>
+      <w:hyperlink r:id="rId14">
+        <w:r>
+          <w:rPr>
+            <w:lang w:val="zh_TW" w:bidi="zh_TW"/>
+          </w:rPr>
+          <w:rPr>
+            <w:color w:val="0000EE"/>
+            <w:u w:val="single"/>
+          </w:rPr>
+          <w:t>何6:1–3</w:t>
+        </w:r>
+      </w:hyperlink>
+      <w:r>
+        <w:rPr>
+          <w:lang w:val="zh_TW" w:bidi="zh_TW"/>
+        </w:rPr>
+        <w:t>，</w:t>
       </w:r>
       <w:hyperlink r:id="rId25">
         <w:r>
@@ -494,7 +539,7 @@
             <w:color w:val="0000EE"/>
             <w:u w:val="single"/>
           </w:rPr>
-          <w:t>賽1:15–20</w:t>
+          <w:t>14:1–7</w:t>
         </w:r>
       </w:hyperlink>
       <w:r>
@@ -502,6 +547,42 @@
           <w:lang w:val="zh_TW" w:bidi="zh_TW"/>
         </w:rPr>
         <w:t>；</w:t>
+      </w:r>
+      <w:hyperlink r:id="rId15">
+        <w:r>
+          <w:rPr>
+            <w:lang w:val="zh_TW" w:bidi="zh_TW"/>
+          </w:rPr>
+          <w:rPr>
+            <w:color w:val="0000EE"/>
+            <w:u w:val="single"/>
+          </w:rPr>
+          <w:t>該1:12</w:t>
+        </w:r>
+      </w:hyperlink>
+      <w:r>
+        <w:rPr>
+          <w:lang w:val="zh_TW" w:bidi="zh_TW"/>
+        </w:rPr>
+        <w:t>；</w:t>
+      </w:r>
+      <w:hyperlink r:id="rId17">
+        <w:r>
+          <w:rPr>
+            <w:lang w:val="zh_TW" w:bidi="zh_TW"/>
+          </w:rPr>
+          <w:rPr>
+            <w:color w:val="0000EE"/>
+            <w:u w:val="single"/>
+          </w:rPr>
+          <w:t>亞1:3</w:t>
+        </w:r>
+      </w:hyperlink>
+      <w:r>
+        <w:rPr>
+          <w:lang w:val="zh_TW" w:bidi="zh_TW"/>
+        </w:rPr>
+        <w:t>，</w:t>
       </w:r>
       <w:hyperlink r:id="rId26">
         <w:r>
@@ -512,28 +593,50 @@
             <w:color w:val="0000EE"/>
             <w:u w:val="single"/>
           </w:rPr>
-          <w:t>彌6:6–8</w:t>
+          <w:t>7:9–14</w:t>
         </w:r>
       </w:hyperlink>
       <w:r>
         <w:rPr>
           <w:lang w:val="zh_TW" w:bidi="zh_TW"/>
         </w:rPr>
-        <w:t>）。</w:t>
-      </w:r>
-    </w:p>
-    <w:p>
-      <w:pPr/>
-      <w:r>
-        <w:rPr>
-          <w:lang w:val="zh_TW" w:bidi="zh_TW"/>
-        </w:rPr>
-      </w:r>
-      <w:r>
-        <w:rPr>
-          <w:lang w:val="zh_TW" w:bidi="zh_TW"/>
-        </w:rPr>
-        <w:t>對神與對人的正確態度和行為，比一切敬拜禮儀都更為重要。這樣的觀念也出現在福音書中那位窮寡婦奉獻的記載裡。耶穌稱讚她的奉獻，並不是因為金額，而是因為她所表現出的甘心奉獻（</w:t>
+        <w:t>，</w:t>
+      </w:r>
+      <w:hyperlink r:id="rId20">
+        <w:r>
+          <w:rPr>
+            <w:lang w:val="zh_TW" w:bidi="zh_TW"/>
+          </w:rPr>
+          <w:rPr>
+            <w:color w:val="0000EE"/>
+            <w:u w:val="single"/>
+          </w:rPr>
+          <w:t>8:16–17</w:t>
+        </w:r>
+      </w:hyperlink>
+      <w:r>
+        <w:rPr>
+          <w:lang w:val="zh_TW" w:bidi="zh_TW"/>
+        </w:rPr>
+        <w:t>；</w:t>
+      </w:r>
+      <w:hyperlink r:id="rId16">
+        <w:r>
+          <w:rPr>
+            <w:lang w:val="zh_TW" w:bidi="zh_TW"/>
+          </w:rPr>
+          <w:rPr>
+            <w:color w:val="0000EE"/>
+            <w:u w:val="single"/>
+          </w:rPr>
+          <w:t>瑪3:7</w:t>
+        </w:r>
+      </w:hyperlink>
+      <w:r>
+        <w:rPr>
+          <w:lang w:val="zh_TW" w:bidi="zh_TW"/>
+        </w:rPr>
+        <w:t>；</w:t>
       </w:r>
       <w:hyperlink r:id="rId27">
         <w:r>
@@ -544,14 +647,32 @@
             <w:color w:val="0000EE"/>
             <w:u w:val="single"/>
           </w:rPr>
-          <w:t>可12:41–44</w:t>
+          <w:t>太3:2–10</w:t>
         </w:r>
       </w:hyperlink>
       <w:r>
         <w:rPr>
           <w:lang w:val="zh_TW" w:bidi="zh_TW"/>
         </w:rPr>
-        <w:t>）。有時，宗教儀式本身反而妨礙他人真正的需要（見</w:t>
+        <w:t>，</w:t>
+      </w:r>
+      <w:hyperlink r:id="rId21">
+        <w:r>
+          <w:rPr>
+            <w:lang w:val="zh_TW" w:bidi="zh_TW"/>
+          </w:rPr>
+          <w:rPr>
+            <w:color w:val="0000EE"/>
+            <w:u w:val="single"/>
+          </w:rPr>
+          <w:t>22:34–40</w:t>
+        </w:r>
+      </w:hyperlink>
+      <w:r>
+        <w:rPr>
+          <w:lang w:val="zh_TW" w:bidi="zh_TW"/>
+        </w:rPr>
+        <w:t>；</w:t>
       </w:r>
       <w:hyperlink r:id="rId28">
         <w:r>
@@ -562,640 +683,7 @@
             <w:color w:val="0000EE"/>
             <w:u w:val="single"/>
           </w:rPr>
-          <w:t>可7:9–13</w:t>
-        </w:r>
-      </w:hyperlink>
-      <w:r>
-        <w:rPr>
-          <w:lang w:val="zh_TW" w:bidi="zh_TW"/>
-        </w:rPr>
-        <w:t>）。</w:t>
-      </w:r>
-    </w:p>
-    <w:p>
-      <w:pPr/>
-      <w:r>
-        <w:rPr>
-          <w:lang w:val="zh_TW" w:bidi="zh_TW"/>
-        </w:rPr>
-      </w:r>
-      <w:r>
-        <w:rPr>
-          <w:lang w:val="zh_TW" w:bidi="zh_TW"/>
-        </w:rPr>
-        <w:t>耶穌與初代教會同樣關心貧窮人。耶穌說祂的使命包括向貧窮人傳福音，使受壓制的人得自由（</w:t>
-      </w:r>
-      <w:hyperlink r:id="rId29">
-        <w:r>
-          <w:rPr>
-            <w:lang w:val="zh_TW" w:bidi="zh_TW"/>
-          </w:rPr>
-          <w:rPr>
-            <w:color w:val="0000EE"/>
-            <w:u w:val="single"/>
-          </w:rPr>
-          <w:t>路4:16–21</w:t>
-        </w:r>
-      </w:hyperlink>
-      <w:r>
-        <w:rPr>
-          <w:lang w:val="zh_TW" w:bidi="zh_TW"/>
-        </w:rPr>
-        <w:t>）。祂警告人不可忽視貧窮人（</w:t>
-      </w:r>
-      <w:hyperlink r:id="rId30">
-        <w:r>
-          <w:rPr>
-            <w:lang w:val="zh_TW" w:bidi="zh_TW"/>
-          </w:rPr>
-          <w:rPr>
-            <w:color w:val="0000EE"/>
-            <w:u w:val="single"/>
-          </w:rPr>
-          <w:t>路16:19–31</w:t>
-        </w:r>
-      </w:hyperlink>
-      <w:r>
-        <w:rPr>
-          <w:lang w:val="zh_TW" w:bidi="zh_TW"/>
-        </w:rPr>
-        <w:t>），並指出跟隨祂的人需要幫助貧窮人（</w:t>
-      </w:r>
-      <w:hyperlink r:id="rId31">
-        <w:r>
-          <w:rPr>
-            <w:lang w:val="zh_TW" w:bidi="zh_TW"/>
-          </w:rPr>
-          <w:rPr>
-            <w:color w:val="0000EE"/>
-            <w:u w:val="single"/>
-          </w:rPr>
-          <w:t>路18:18–23</w:t>
-        </w:r>
-      </w:hyperlink>
-      <w:r>
-        <w:rPr>
-          <w:lang w:val="zh_TW" w:bidi="zh_TW"/>
-        </w:rPr>
-        <w:t>）。早期教會遵行基督的教導，積極照顧有需要的人（</w:t>
-      </w:r>
-      <w:hyperlink r:id="rId32">
-        <w:r>
-          <w:rPr>
-            <w:lang w:val="zh_TW" w:bidi="zh_TW"/>
-          </w:rPr>
-          <w:rPr>
-            <w:color w:val="0000EE"/>
-            <w:u w:val="single"/>
-          </w:rPr>
-          <w:t>徒2:44–45</w:t>
-        </w:r>
-      </w:hyperlink>
-      <w:r>
-        <w:rPr>
-          <w:lang w:val="zh_TW" w:bidi="zh_TW"/>
-        </w:rPr>
-        <w:t>；</w:t>
-      </w:r>
-      <w:hyperlink r:id="rId33">
-        <w:r>
-          <w:rPr>
-            <w:lang w:val="zh_TW" w:bidi="zh_TW"/>
-          </w:rPr>
-          <w:rPr>
-            <w:color w:val="0000EE"/>
-            <w:u w:val="single"/>
-          </w:rPr>
-          <w:t>徒4:32–37</w:t>
-        </w:r>
-      </w:hyperlink>
-      <w:r>
-        <w:rPr>
-          <w:lang w:val="zh_TW" w:bidi="zh_TW"/>
-        </w:rPr>
-        <w:t>；</w:t>
-      </w:r>
-      <w:hyperlink r:id="rId34">
-        <w:r>
-          <w:rPr>
-            <w:lang w:val="zh_TW" w:bidi="zh_TW"/>
-          </w:rPr>
-          <w:rPr>
-            <w:color w:val="0000EE"/>
-            <w:u w:val="single"/>
-          </w:rPr>
-          <w:t>提前5:3–16</w:t>
-        </w:r>
-      </w:hyperlink>
-      <w:r>
-        <w:rPr>
-          <w:lang w:val="zh_TW" w:bidi="zh_TW"/>
-        </w:rPr>
-        <w:t>）。正如先知所強調的，他們也認為若輕看卑微人，就使宗教儀式失去意義（</w:t>
-      </w:r>
-      <w:hyperlink r:id="rId35">
-        <w:r>
-          <w:rPr>
-            <w:lang w:val="zh_TW" w:bidi="zh_TW"/>
-          </w:rPr>
-          <w:rPr>
-            <w:color w:val="0000EE"/>
-            <w:u w:val="single"/>
-          </w:rPr>
-          <w:t>林前11:17–29</w:t>
-        </w:r>
-      </w:hyperlink>
-      <w:r>
-        <w:rPr>
-          <w:lang w:val="zh_TW" w:bidi="zh_TW"/>
-        </w:rPr>
-        <w:t>；</w:t>
-      </w:r>
-      <w:hyperlink r:id="rId36">
-        <w:r>
-          <w:rPr>
-            <w:lang w:val="zh_TW" w:bidi="zh_TW"/>
-          </w:rPr>
-          <w:rPr>
-            <w:color w:val="0000EE"/>
-            <w:u w:val="single"/>
-          </w:rPr>
-          <w:t>雅1:27–2:17</w:t>
-        </w:r>
-      </w:hyperlink>
-      <w:r>
-        <w:rPr>
-          <w:lang w:val="zh_TW" w:bidi="zh_TW"/>
-        </w:rPr>
-        <w:t>）。</w:t>
-      </w:r>
-    </w:p>
-    <w:p>
-      <w:pPr/>
-      <w:r>
-        <w:rPr>
-          <w:lang w:val="zh_TW" w:bidi="zh_TW"/>
-        </w:rPr>
-      </w:r>
-      <w:r>
-        <w:rPr>
-          <w:lang w:val="zh_TW" w:bidi="zh_TW"/>
-        </w:rPr>
-        <w:t>神關愛貧窮人，這是貫穿整本聖經的重要主題。基督徒應以同樣的態度對待有需要的人。</w:t>
-      </w:r>
-    </w:p>
-    <w:p>
-      <w:pPr/>
-      <w:r>
-        <w:rPr>
-          <w:lang w:val="zh_TW" w:bidi="zh_TW"/>
-        </w:rPr>
-      </w:r>
-      <w:r>
-        <w:rPr>
-          <w:u w:val="single"/>
-          <w:lang w:val="zh_TW" w:bidi="zh_TW"/>
-        </w:rPr>
-        <w:t>進深研究的經文段落</w:t>
-      </w:r>
-    </w:p>
-    <w:p>
-      <w:pPr/>
-      <w:r>
-        <w:rPr>
-          <w:lang w:val="zh_TW" w:bidi="zh_TW"/>
-        </w:rPr>
-      </w:r>
-      <w:hyperlink r:id="rId37">
-        <w:r>
-          <w:rPr>
-            <w:lang w:val="zh_TW" w:bidi="zh_TW"/>
-          </w:rPr>
-          <w:rPr>
-            <w:color w:val="0000EE"/>
-            <w:u w:val="single"/>
-          </w:rPr>
-          <w:t>出22:22–27</w:t>
-        </w:r>
-      </w:hyperlink>
-      <w:r>
-        <w:rPr>
-          <w:lang w:val="zh_TW" w:bidi="zh_TW"/>
-        </w:rPr>
-        <w:t>，</w:t>
-      </w:r>
-      <w:hyperlink r:id="rId38">
-        <w:r>
-          <w:rPr>
-            <w:lang w:val="zh_TW" w:bidi="zh_TW"/>
-          </w:rPr>
-          <w:rPr>
-            <w:color w:val="0000EE"/>
-            <w:u w:val="single"/>
-          </w:rPr>
-          <w:t>23:6–11；</w:t>
-        </w:r>
-      </w:hyperlink>
-      <w:hyperlink r:id="rId39">
-        <w:r>
-          <w:rPr>
-            <w:lang w:val="zh_TW" w:bidi="zh_TW"/>
-          </w:rPr>
-          <w:rPr>
-            <w:color w:val="0000EE"/>
-            <w:u w:val="single"/>
-          </w:rPr>
-          <w:t>利5:7</w:t>
-        </w:r>
-      </w:hyperlink>
-      <w:r>
-        <w:rPr>
-          <w:lang w:val="zh_TW" w:bidi="zh_TW"/>
-        </w:rPr>
-        <w:t>、</w:t>
-      </w:r>
-      <w:hyperlink r:id="rId40">
-        <w:r>
-          <w:rPr>
-            <w:lang w:val="zh_TW" w:bidi="zh_TW"/>
-          </w:rPr>
-          <w:rPr>
-            <w:color w:val="0000EE"/>
-            <w:u w:val="single"/>
-          </w:rPr>
-          <w:t>11</w:t>
-        </w:r>
-      </w:hyperlink>
-      <w:r>
-        <w:rPr>
-          <w:lang w:val="zh_TW" w:bidi="zh_TW"/>
-        </w:rPr>
-        <w:t>，</w:t>
-      </w:r>
-      <w:hyperlink r:id="rId19">
-        <w:r>
-          <w:rPr>
-            <w:lang w:val="zh_TW" w:bidi="zh_TW"/>
-          </w:rPr>
-          <w:rPr>
-            <w:color w:val="0000EE"/>
-            <w:u w:val="single"/>
-          </w:rPr>
-          <w:t>14:21–22</w:t>
-        </w:r>
-      </w:hyperlink>
-      <w:r>
-        <w:rPr>
-          <w:lang w:val="zh_TW" w:bidi="zh_TW"/>
-        </w:rPr>
-        <w:t>，</w:t>
-      </w:r>
-      <w:hyperlink r:id="rId41">
-        <w:r>
-          <w:rPr>
-            <w:lang w:val="zh_TW" w:bidi="zh_TW"/>
-          </w:rPr>
-          <w:rPr>
-            <w:color w:val="0000EE"/>
-            <w:u w:val="single"/>
-          </w:rPr>
-          <w:t>19:9–10</w:t>
-        </w:r>
-      </w:hyperlink>
-      <w:r>
-        <w:rPr>
-          <w:lang w:val="zh_TW" w:bidi="zh_TW"/>
-        </w:rPr>
-        <w:t>，</w:t>
-      </w:r>
-      <w:hyperlink r:id="rId15">
-        <w:r>
-          <w:rPr>
-            <w:lang w:val="zh_TW" w:bidi="zh_TW"/>
-          </w:rPr>
-          <w:rPr>
-            <w:color w:val="0000EE"/>
-            <w:u w:val="single"/>
-          </w:rPr>
-          <w:t>23:22；</w:t>
-        </w:r>
-      </w:hyperlink>
-      <w:hyperlink r:id="rId42">
-        <w:r>
-          <w:rPr>
-            <w:lang w:val="zh_TW" w:bidi="zh_TW"/>
-          </w:rPr>
-          <w:rPr>
-            <w:color w:val="0000EE"/>
-            <w:u w:val="single"/>
-          </w:rPr>
-          <w:t>申10:17–19</w:t>
-        </w:r>
-      </w:hyperlink>
-      <w:r>
-        <w:rPr>
-          <w:lang w:val="zh_TW" w:bidi="zh_TW"/>
-        </w:rPr>
-        <w:t>，</w:t>
-      </w:r>
-      <w:hyperlink r:id="rId43">
-        <w:r>
-          <w:rPr>
-            <w:lang w:val="zh_TW" w:bidi="zh_TW"/>
-          </w:rPr>
-          <w:rPr>
-            <w:color w:val="0000EE"/>
-            <w:u w:val="single"/>
-          </w:rPr>
-          <w:t>15:4–11</w:t>
-        </w:r>
-      </w:hyperlink>
-      <w:r>
-        <w:rPr>
-          <w:lang w:val="zh_TW" w:bidi="zh_TW"/>
-        </w:rPr>
-        <w:t>，</w:t>
-      </w:r>
-      <w:hyperlink r:id="rId44">
-        <w:r>
-          <w:rPr>
-            <w:lang w:val="zh_TW" w:bidi="zh_TW"/>
-          </w:rPr>
-          <w:rPr>
-            <w:color w:val="0000EE"/>
-            <w:u w:val="single"/>
-          </w:rPr>
-          <w:t>16:9–12</w:t>
-        </w:r>
-      </w:hyperlink>
-      <w:r>
-        <w:rPr>
-          <w:lang w:val="zh_TW" w:bidi="zh_TW"/>
-        </w:rPr>
-        <w:t>，</w:t>
-      </w:r>
-      <w:hyperlink r:id="rId45">
-        <w:r>
-          <w:rPr>
-            <w:lang w:val="zh_TW" w:bidi="zh_TW"/>
-          </w:rPr>
-          <w:rPr>
-            <w:color w:val="0000EE"/>
-            <w:u w:val="single"/>
-          </w:rPr>
-          <w:t>24:6–22</w:t>
-        </w:r>
-      </w:hyperlink>
-      <w:r>
-        <w:rPr>
-          <w:lang w:val="zh_TW" w:bidi="zh_TW"/>
-        </w:rPr>
-        <w:t>，</w:t>
-      </w:r>
-      <w:hyperlink r:id="rId46">
-        <w:r>
-          <w:rPr>
-            <w:lang w:val="zh_TW" w:bidi="zh_TW"/>
-          </w:rPr>
-          <w:rPr>
-            <w:color w:val="0000EE"/>
-            <w:u w:val="single"/>
-          </w:rPr>
-          <w:t>26:12–13</w:t>
-        </w:r>
-      </w:hyperlink>
-      <w:r>
-        <w:rPr>
-          <w:lang w:val="zh_TW" w:bidi="zh_TW"/>
-        </w:rPr>
-        <w:t>，</w:t>
-      </w:r>
-      <w:hyperlink r:id="rId47">
-        <w:r>
-          <w:rPr>
-            <w:lang w:val="zh_TW" w:bidi="zh_TW"/>
-          </w:rPr>
-          <w:rPr>
-            <w:color w:val="0000EE"/>
-            <w:u w:val="single"/>
-          </w:rPr>
-          <w:t>27:17–19；</w:t>
-        </w:r>
-      </w:hyperlink>
-      <w:hyperlink r:id="rId48">
-        <w:r>
-          <w:rPr>
-            <w:lang w:val="zh_TW" w:bidi="zh_TW"/>
-          </w:rPr>
-          <w:rPr>
-            <w:color w:val="0000EE"/>
-            <w:u w:val="single"/>
-          </w:rPr>
-          <w:t>撒上2:8；</w:t>
-        </w:r>
-      </w:hyperlink>
-      <w:hyperlink r:id="rId49">
-        <w:r>
-          <w:rPr>
-            <w:lang w:val="zh_TW" w:bidi="zh_TW"/>
-          </w:rPr>
-          <w:rPr>
-            <w:color w:val="0000EE"/>
-            <w:u w:val="single"/>
-          </w:rPr>
-          <w:t>詩10:13–18</w:t>
-        </w:r>
-      </w:hyperlink>
-      <w:r>
-        <w:rPr>
-          <w:lang w:val="zh_TW" w:bidi="zh_TW"/>
-        </w:rPr>
-        <w:t>，</w:t>
-      </w:r>
-      <w:hyperlink r:id="rId50">
-        <w:r>
-          <w:rPr>
-            <w:lang w:val="zh_TW" w:bidi="zh_TW"/>
-          </w:rPr>
-          <w:rPr>
-            <w:color w:val="0000EE"/>
-            <w:u w:val="single"/>
-          </w:rPr>
-          <w:t>35:10</w:t>
-        </w:r>
-      </w:hyperlink>
-      <w:r>
-        <w:rPr>
-          <w:lang w:val="zh_TW" w:bidi="zh_TW"/>
-        </w:rPr>
-        <w:t>，</w:t>
-      </w:r>
-      <w:hyperlink r:id="rId51">
-        <w:r>
-          <w:rPr>
-            <w:lang w:val="zh_TW" w:bidi="zh_TW"/>
-          </w:rPr>
-          <w:rPr>
-            <w:color w:val="0000EE"/>
-            <w:u w:val="single"/>
-          </w:rPr>
-          <w:t>68:5；</w:t>
-        </w:r>
-      </w:hyperlink>
-      <w:hyperlink r:id="rId52">
-        <w:r>
-          <w:rPr>
-            <w:lang w:val="zh_TW" w:bidi="zh_TW"/>
-          </w:rPr>
-          <w:rPr>
-            <w:color w:val="0000EE"/>
-            <w:u w:val="single"/>
-          </w:rPr>
-          <w:t>箴14:31；</w:t>
-        </w:r>
-      </w:hyperlink>
-      <w:hyperlink r:id="rId53">
-        <w:r>
-          <w:rPr>
-            <w:lang w:val="zh_TW" w:bidi="zh_TW"/>
-          </w:rPr>
-          <w:rPr>
-            <w:color w:val="0000EE"/>
-            <w:u w:val="single"/>
-          </w:rPr>
-          <w:t>賽1:15–17；</w:t>
-        </w:r>
-      </w:hyperlink>
-      <w:hyperlink r:id="rId22">
-        <w:r>
-          <w:rPr>
-            <w:lang w:val="zh_TW" w:bidi="zh_TW"/>
-          </w:rPr>
-          <w:rPr>
-            <w:color w:val="0000EE"/>
-            <w:u w:val="single"/>
-          </w:rPr>
-          <w:t>摩2:6</w:t>
-        </w:r>
-      </w:hyperlink>
-      <w:r>
-        <w:rPr>
-          <w:lang w:val="zh_TW" w:bidi="zh_TW"/>
-        </w:rPr>
-        <w:t>，</w:t>
-      </w:r>
-      <w:hyperlink r:id="rId54">
-        <w:r>
-          <w:rPr>
-            <w:lang w:val="zh_TW" w:bidi="zh_TW"/>
-          </w:rPr>
-          <w:rPr>
-            <w:color w:val="0000EE"/>
-            <w:u w:val="single"/>
-          </w:rPr>
-          <w:t>4:1</w:t>
-        </w:r>
-      </w:hyperlink>
-      <w:r>
-        <w:rPr>
-          <w:lang w:val="zh_TW" w:bidi="zh_TW"/>
-        </w:rPr>
-        <w:t>，</w:t>
-      </w:r>
-      <w:hyperlink r:id="rId55">
-        <w:r>
-          <w:rPr>
-            <w:lang w:val="zh_TW" w:bidi="zh_TW"/>
-          </w:rPr>
-          <w:rPr>
-            <w:color w:val="0000EE"/>
-            <w:u w:val="single"/>
-          </w:rPr>
-          <w:t>8:4–7；</w:t>
-        </w:r>
-      </w:hyperlink>
-      <w:hyperlink r:id="rId26">
-        <w:r>
-          <w:rPr>
-            <w:lang w:val="zh_TW" w:bidi="zh_TW"/>
-          </w:rPr>
-          <w:rPr>
-            <w:color w:val="0000EE"/>
-            <w:u w:val="single"/>
-          </w:rPr>
-          <w:t>彌6:6–8</w:t>
-        </w:r>
-      </w:hyperlink>
-      <w:r>
-        <w:rPr>
-          <w:lang w:val="zh_TW" w:bidi="zh_TW"/>
-        </w:rPr>
-        <w:t>、</w:t>
-      </w:r>
-      <w:hyperlink r:id="rId56">
-        <w:r>
-          <w:rPr>
-            <w:lang w:val="zh_TW" w:bidi="zh_TW"/>
-          </w:rPr>
-          <w:rPr>
-            <w:color w:val="0000EE"/>
-            <w:u w:val="single"/>
-          </w:rPr>
-          <w:t>12；</w:t>
-        </w:r>
-      </w:hyperlink>
-      <w:hyperlink r:id="rId27">
-        <w:r>
-          <w:rPr>
-            <w:lang w:val="zh_TW" w:bidi="zh_TW"/>
-          </w:rPr>
-          <w:rPr>
-            <w:color w:val="0000EE"/>
-            <w:u w:val="single"/>
-          </w:rPr>
-          <w:t>可12:41–44；</w:t>
-        </w:r>
-      </w:hyperlink>
-      <w:hyperlink r:id="rId57">
-        <w:r>
-          <w:rPr>
-            <w:lang w:val="zh_TW" w:bidi="zh_TW"/>
-          </w:rPr>
-          <w:rPr>
-            <w:color w:val="0000EE"/>
-            <w:u w:val="single"/>
-          </w:rPr>
-          <w:t>路6:20</w:t>
-        </w:r>
-      </w:hyperlink>
-      <w:r>
-        <w:rPr>
-          <w:lang w:val="zh_TW" w:bidi="zh_TW"/>
-        </w:rPr>
-        <w:t>，</w:t>
-      </w:r>
-      <w:hyperlink r:id="rId58">
-        <w:r>
-          <w:rPr>
-            <w:lang w:val="zh_TW" w:bidi="zh_TW"/>
-          </w:rPr>
-          <w:rPr>
-            <w:color w:val="0000EE"/>
-            <w:u w:val="single"/>
-          </w:rPr>
-          <w:t>14:12–14；</w:t>
-        </w:r>
-      </w:hyperlink>
-      <w:hyperlink r:id="rId59">
-        <w:r>
-          <w:rPr>
-            <w:lang w:val="zh_TW" w:bidi="zh_TW"/>
-          </w:rPr>
-          <w:rPr>
-            <w:color w:val="0000EE"/>
-            <w:u w:val="single"/>
-          </w:rPr>
-          <w:t>雅2:1–17</w:t>
+          <w:t>徒17:24–31</w:t>
         </w:r>
       </w:hyperlink>
       <w:r>

--- a/zht/docx/027.content.docx
+++ b/zht/docx/027.content.docx
@@ -19,7 +19,7 @@
         <w:rPr>
           <w:lang w:val="zh_TW" w:bidi="zh_TW"/>
         </w:rPr>
-        <w:t>Resource: Tyndale Open Study Notes</w:t>
+        <w:t>Resource: Aquifer Open Study Notes (Themes)</w:t>
       </w:r>
       <w:r>
         <w:rPr>
@@ -112,7 +112,7 @@
         <w:rPr>
           <w:lang w:val="zh_TW" w:bidi="zh_TW"/>
         </w:rPr>
-        <w:t>Tyndale Open Study Notes</w:t>
+        <w:t>Aquifer Open Study Notes (Themes)</w:t>
       </w:r>
     </w:p>
     <w:p>

--- a/zht/docx/027.content.docx
+++ b/zht/docx/027.content.docx
@@ -233,72 +233,48 @@
         </w:rPr>
         <w:t>舊約中的先知，屢次呼籲以色列人歸向耶和華，無論是在被擄到巴比倫之前，或是在被擄之後（例如，</w:t>
       </w:r>
-      <w:hyperlink r:id="rId13">
-        <w:r>
-          <w:rPr>
-            <w:lang w:val="zh_TW" w:bidi="zh_TW"/>
-          </w:rPr>
-          <w:rPr>
-            <w:color w:val="0000EE"/>
-            <w:u w:val="single"/>
-          </w:rPr>
-          <w:t>賽55:6–7</w:t>
-        </w:r>
-      </w:hyperlink>
+      <w:r>
+        <w:rPr>
+          <w:lang w:val="zh_TW" w:bidi="zh_TW"/>
+        </w:rPr>
+        <w:t>賽55:6–7</w:t>
+      </w:r>
       <w:r>
         <w:rPr>
           <w:lang w:val="zh_TW" w:bidi="zh_TW"/>
         </w:rPr>
         <w:t>；</w:t>
       </w:r>
-      <w:hyperlink r:id="rId14">
-        <w:r>
-          <w:rPr>
-            <w:lang w:val="zh_TW" w:bidi="zh_TW"/>
-          </w:rPr>
-          <w:rPr>
-            <w:color w:val="0000EE"/>
-            <w:u w:val="single"/>
-          </w:rPr>
-          <w:t>何6:1–3</w:t>
-        </w:r>
-      </w:hyperlink>
+      <w:r>
+        <w:rPr>
+          <w:lang w:val="zh_TW" w:bidi="zh_TW"/>
+        </w:rPr>
+        <w:t>何6:1–3</w:t>
+      </w:r>
       <w:r>
         <w:rPr>
           <w:lang w:val="zh_TW" w:bidi="zh_TW"/>
         </w:rPr>
         <w:t>；</w:t>
       </w:r>
-      <w:hyperlink r:id="rId15">
-        <w:r>
-          <w:rPr>
-            <w:lang w:val="zh_TW" w:bidi="zh_TW"/>
-          </w:rPr>
-          <w:rPr>
-            <w:color w:val="0000EE"/>
-            <w:u w:val="single"/>
-          </w:rPr>
-          <w:t>該1:12</w:t>
-        </w:r>
-      </w:hyperlink>
+      <w:r>
+        <w:rPr>
+          <w:lang w:val="zh_TW" w:bidi="zh_TW"/>
+        </w:rPr>
+        <w:t>該1:12</w:t>
+      </w:r>
       <w:r>
         <w:rPr>
           <w:lang w:val="zh_TW" w:bidi="zh_TW"/>
         </w:rPr>
         <w:t>；</w:t>
       </w:r>
-      <w:hyperlink r:id="rId16">
-        <w:r>
-          <w:rPr>
-            <w:lang w:val="zh_TW" w:bidi="zh_TW"/>
-          </w:rPr>
-          <w:rPr>
-            <w:color w:val="0000EE"/>
-            <w:u w:val="single"/>
-          </w:rPr>
-          <w:t>瑪3:7</w:t>
-        </w:r>
-      </w:hyperlink>
+      <w:r>
+        <w:rPr>
+          <w:lang w:val="zh_TW" w:bidi="zh_TW"/>
+        </w:rPr>
+        <w:t>瑪3:7</w:t>
+      </w:r>
       <w:r>
         <w:rPr>
           <w:lang w:val="zh_TW" w:bidi="zh_TW"/>
@@ -331,36 +307,24 @@
         </w:rPr>
         <w:t>」（</w:t>
       </w:r>
-      <w:hyperlink r:id="rId17">
-        <w:r>
-          <w:rPr>
-            <w:lang w:val="zh_TW" w:bidi="zh_TW"/>
-          </w:rPr>
-          <w:rPr>
-            <w:color w:val="0000EE"/>
-            <w:u w:val="single"/>
-          </w:rPr>
-          <w:t>亞1:3</w:t>
-        </w:r>
-      </w:hyperlink>
+      <w:r>
+        <w:rPr>
+          <w:lang w:val="zh_TW" w:bidi="zh_TW"/>
+        </w:rPr>
+        <w:t>亞1:3</w:t>
+      </w:r>
       <w:r>
         <w:rPr>
           <w:lang w:val="zh_TW" w:bidi="zh_TW"/>
         </w:rPr>
         <w:t>）。撒迦利亞勸勉以色列人重新委身於神與他們所立特別的約（即盟約），並警戒他們要記取列祖的教訓——他們因不忠於盟約而遭受嚴厲的後果（</w:t>
       </w:r>
-      <w:hyperlink r:id="rId18">
-        <w:r>
-          <w:rPr>
-            <w:lang w:val="zh_TW" w:bidi="zh_TW"/>
-          </w:rPr>
-          <w:rPr>
-            <w:color w:val="0000EE"/>
-            <w:u w:val="single"/>
-          </w:rPr>
-          <w:t>7:11–14</w:t>
-        </w:r>
-      </w:hyperlink>
+      <w:r>
+        <w:rPr>
+          <w:lang w:val="zh_TW" w:bidi="zh_TW"/>
+        </w:rPr>
+        <w:t>7:11–14</w:t>
+      </w:r>
       <w:r>
         <w:rPr>
           <w:lang w:val="zh_TW" w:bidi="zh_TW"/>
@@ -381,54 +345,36 @@
         </w:rPr>
         <w:t>撒迦利亞關心以色列與神之間的盟約，以及社會的公義。他強調，真正歸向耶和華，應當伴隨順服祂的誡命，並實踐公義、誠實、公平、憐憫與慈愛（</w:t>
       </w:r>
-      <w:hyperlink r:id="rId19">
-        <w:r>
-          <w:rPr>
-            <w:lang w:val="zh_TW" w:bidi="zh_TW"/>
-          </w:rPr>
-          <w:rPr>
-            <w:color w:val="0000EE"/>
-            <w:u w:val="single"/>
-          </w:rPr>
-          <w:t>亞7:9–10</w:t>
-        </w:r>
-      </w:hyperlink>
+      <w:r>
+        <w:rPr>
+          <w:lang w:val="zh_TW" w:bidi="zh_TW"/>
+        </w:rPr>
+        <w:t>亞7:9–10</w:t>
+      </w:r>
       <w:r>
         <w:rPr>
           <w:lang w:val="zh_TW" w:bidi="zh_TW"/>
         </w:rPr>
         <w:t>，</w:t>
       </w:r>
-      <w:hyperlink r:id="rId20">
-        <w:r>
-          <w:rPr>
-            <w:lang w:val="zh_TW" w:bidi="zh_TW"/>
-          </w:rPr>
-          <w:rPr>
-            <w:color w:val="0000EE"/>
-            <w:u w:val="single"/>
-          </w:rPr>
-          <w:t>8:16–17</w:t>
-        </w:r>
-      </w:hyperlink>
+      <w:r>
+        <w:rPr>
+          <w:lang w:val="zh_TW" w:bidi="zh_TW"/>
+        </w:rPr>
+        <w:t>8:16–17</w:t>
+      </w:r>
       <w:r>
         <w:rPr>
           <w:lang w:val="zh_TW" w:bidi="zh_TW"/>
         </w:rPr>
         <w:t>）。撒迦利亞強調人與神、人與人之間的正確關係，也預示了耶穌後來的教導。耶穌說最大的誡命就是「你要盡心、盡性、盡意愛主你的神」，其次是「要愛人如己」（</w:t>
       </w:r>
-      <w:hyperlink r:id="rId21">
-        <w:r>
-          <w:rPr>
-            <w:lang w:val="zh_TW" w:bidi="zh_TW"/>
-          </w:rPr>
-          <w:rPr>
-            <w:color w:val="0000EE"/>
-            <w:u w:val="single"/>
-          </w:rPr>
-          <w:t>太22:34–40</w:t>
-        </w:r>
-      </w:hyperlink>
+      <w:r>
+        <w:rPr>
+          <w:lang w:val="zh_TW" w:bidi="zh_TW"/>
+        </w:rPr>
+        <w:t>太22:34–40</w:t>
+      </w:r>
       <w:r>
         <w:rPr>
           <w:lang w:val="zh_TW" w:bidi="zh_TW"/>
@@ -458,234 +404,156 @@
           <w:lang w:val="zh_TW" w:bidi="zh_TW"/>
         </w:rPr>
       </w:r>
-      <w:hyperlink r:id="rId22">
-        <w:r>
-          <w:rPr>
-            <w:lang w:val="zh_TW" w:bidi="zh_TW"/>
-          </w:rPr>
-          <w:rPr>
-            <w:color w:val="0000EE"/>
-            <w:u w:val="single"/>
-          </w:rPr>
-          <w:t>撒上7:2–11</w:t>
-        </w:r>
-      </w:hyperlink>
+      <w:r>
+        <w:rPr>
+          <w:lang w:val="zh_TW" w:bidi="zh_TW"/>
+        </w:rPr>
+        <w:t>撒上7:2–11</w:t>
+      </w:r>
       <w:r>
         <w:rPr>
           <w:lang w:val="zh_TW" w:bidi="zh_TW"/>
         </w:rPr>
         <w:t>；</w:t>
       </w:r>
-      <w:hyperlink r:id="rId23">
-        <w:r>
-          <w:rPr>
-            <w:lang w:val="zh_TW" w:bidi="zh_TW"/>
-          </w:rPr>
-          <w:rPr>
-            <w:color w:val="0000EE"/>
-            <w:u w:val="single"/>
-          </w:rPr>
-          <w:t>賽1:16–20</w:t>
-        </w:r>
-      </w:hyperlink>
+      <w:r>
+        <w:rPr>
+          <w:lang w:val="zh_TW" w:bidi="zh_TW"/>
+        </w:rPr>
+        <w:t>賽1:16–20</w:t>
+      </w:r>
       <w:r>
         <w:rPr>
           <w:lang w:val="zh_TW" w:bidi="zh_TW"/>
         </w:rPr>
         <w:t>，</w:t>
       </w:r>
-      <w:hyperlink r:id="rId24">
-        <w:r>
-          <w:rPr>
-            <w:lang w:val="zh_TW" w:bidi="zh_TW"/>
-          </w:rPr>
-          <w:rPr>
-            <w:color w:val="0000EE"/>
-            <w:u w:val="single"/>
-          </w:rPr>
-          <w:t>55:7</w:t>
-        </w:r>
-      </w:hyperlink>
+      <w:r>
+        <w:rPr>
+          <w:lang w:val="zh_TW" w:bidi="zh_TW"/>
+        </w:rPr>
+        <w:t>55:7</w:t>
+      </w:r>
       <w:r>
         <w:rPr>
           <w:lang w:val="zh_TW" w:bidi="zh_TW"/>
         </w:rPr>
         <w:t>；</w:t>
       </w:r>
-      <w:hyperlink r:id="rId14">
-        <w:r>
-          <w:rPr>
-            <w:lang w:val="zh_TW" w:bidi="zh_TW"/>
-          </w:rPr>
-          <w:rPr>
-            <w:color w:val="0000EE"/>
-            <w:u w:val="single"/>
-          </w:rPr>
-          <w:t>何6:1–3</w:t>
-        </w:r>
-      </w:hyperlink>
+      <w:r>
+        <w:rPr>
+          <w:lang w:val="zh_TW" w:bidi="zh_TW"/>
+        </w:rPr>
+        <w:t>何6:1–3</w:t>
+      </w:r>
       <w:r>
         <w:rPr>
           <w:lang w:val="zh_TW" w:bidi="zh_TW"/>
         </w:rPr>
         <w:t>，</w:t>
       </w:r>
-      <w:hyperlink r:id="rId25">
-        <w:r>
-          <w:rPr>
-            <w:lang w:val="zh_TW" w:bidi="zh_TW"/>
-          </w:rPr>
-          <w:rPr>
-            <w:color w:val="0000EE"/>
-            <w:u w:val="single"/>
-          </w:rPr>
-          <w:t>14:1–7</w:t>
-        </w:r>
-      </w:hyperlink>
+      <w:r>
+        <w:rPr>
+          <w:lang w:val="zh_TW" w:bidi="zh_TW"/>
+        </w:rPr>
+        <w:t>14:1–7</w:t>
+      </w:r>
       <w:r>
         <w:rPr>
           <w:lang w:val="zh_TW" w:bidi="zh_TW"/>
         </w:rPr>
         <w:t>；</w:t>
       </w:r>
-      <w:hyperlink r:id="rId15">
-        <w:r>
-          <w:rPr>
-            <w:lang w:val="zh_TW" w:bidi="zh_TW"/>
-          </w:rPr>
-          <w:rPr>
-            <w:color w:val="0000EE"/>
-            <w:u w:val="single"/>
-          </w:rPr>
-          <w:t>該1:12</w:t>
-        </w:r>
-      </w:hyperlink>
+      <w:r>
+        <w:rPr>
+          <w:lang w:val="zh_TW" w:bidi="zh_TW"/>
+        </w:rPr>
+        <w:t>該1:12</w:t>
+      </w:r>
       <w:r>
         <w:rPr>
           <w:lang w:val="zh_TW" w:bidi="zh_TW"/>
         </w:rPr>
         <w:t>；</w:t>
       </w:r>
-      <w:hyperlink r:id="rId17">
-        <w:r>
-          <w:rPr>
-            <w:lang w:val="zh_TW" w:bidi="zh_TW"/>
-          </w:rPr>
-          <w:rPr>
-            <w:color w:val="0000EE"/>
-            <w:u w:val="single"/>
-          </w:rPr>
-          <w:t>亞1:3</w:t>
-        </w:r>
-      </w:hyperlink>
+      <w:r>
+        <w:rPr>
+          <w:lang w:val="zh_TW" w:bidi="zh_TW"/>
+        </w:rPr>
+        <w:t>亞1:3</w:t>
+      </w:r>
       <w:r>
         <w:rPr>
           <w:lang w:val="zh_TW" w:bidi="zh_TW"/>
         </w:rPr>
         <w:t>，</w:t>
       </w:r>
-      <w:hyperlink r:id="rId26">
-        <w:r>
-          <w:rPr>
-            <w:lang w:val="zh_TW" w:bidi="zh_TW"/>
-          </w:rPr>
-          <w:rPr>
-            <w:color w:val="0000EE"/>
-            <w:u w:val="single"/>
-          </w:rPr>
-          <w:t>7:9–14</w:t>
-        </w:r>
-      </w:hyperlink>
+      <w:r>
+        <w:rPr>
+          <w:lang w:val="zh_TW" w:bidi="zh_TW"/>
+        </w:rPr>
+        <w:t>7:9–14</w:t>
+      </w:r>
       <w:r>
         <w:rPr>
           <w:lang w:val="zh_TW" w:bidi="zh_TW"/>
         </w:rPr>
         <w:t>，</w:t>
       </w:r>
-      <w:hyperlink r:id="rId20">
-        <w:r>
-          <w:rPr>
-            <w:lang w:val="zh_TW" w:bidi="zh_TW"/>
-          </w:rPr>
-          <w:rPr>
-            <w:color w:val="0000EE"/>
-            <w:u w:val="single"/>
-          </w:rPr>
-          <w:t>8:16–17</w:t>
-        </w:r>
-      </w:hyperlink>
+      <w:r>
+        <w:rPr>
+          <w:lang w:val="zh_TW" w:bidi="zh_TW"/>
+        </w:rPr>
+        <w:t>8:16–17</w:t>
+      </w:r>
       <w:r>
         <w:rPr>
           <w:lang w:val="zh_TW" w:bidi="zh_TW"/>
         </w:rPr>
         <w:t>；</w:t>
       </w:r>
-      <w:hyperlink r:id="rId16">
-        <w:r>
-          <w:rPr>
-            <w:lang w:val="zh_TW" w:bidi="zh_TW"/>
-          </w:rPr>
-          <w:rPr>
-            <w:color w:val="0000EE"/>
-            <w:u w:val="single"/>
-          </w:rPr>
-          <w:t>瑪3:7</w:t>
-        </w:r>
-      </w:hyperlink>
+      <w:r>
+        <w:rPr>
+          <w:lang w:val="zh_TW" w:bidi="zh_TW"/>
+        </w:rPr>
+        <w:t>瑪3:7</w:t>
+      </w:r>
       <w:r>
         <w:rPr>
           <w:lang w:val="zh_TW" w:bidi="zh_TW"/>
         </w:rPr>
         <w:t>；</w:t>
       </w:r>
-      <w:hyperlink r:id="rId27">
-        <w:r>
-          <w:rPr>
-            <w:lang w:val="zh_TW" w:bidi="zh_TW"/>
-          </w:rPr>
-          <w:rPr>
-            <w:color w:val="0000EE"/>
-            <w:u w:val="single"/>
-          </w:rPr>
-          <w:t>太3:2–10</w:t>
-        </w:r>
-      </w:hyperlink>
+      <w:r>
+        <w:rPr>
+          <w:lang w:val="zh_TW" w:bidi="zh_TW"/>
+        </w:rPr>
+        <w:t>太3:2–10</w:t>
+      </w:r>
       <w:r>
         <w:rPr>
           <w:lang w:val="zh_TW" w:bidi="zh_TW"/>
         </w:rPr>
         <w:t>，</w:t>
       </w:r>
-      <w:hyperlink r:id="rId21">
-        <w:r>
-          <w:rPr>
-            <w:lang w:val="zh_TW" w:bidi="zh_TW"/>
-          </w:rPr>
-          <w:rPr>
-            <w:color w:val="0000EE"/>
-            <w:u w:val="single"/>
-          </w:rPr>
-          <w:t>22:34–40</w:t>
-        </w:r>
-      </w:hyperlink>
+      <w:r>
+        <w:rPr>
+          <w:lang w:val="zh_TW" w:bidi="zh_TW"/>
+        </w:rPr>
+        <w:t>22:34–40</w:t>
+      </w:r>
       <w:r>
         <w:rPr>
           <w:lang w:val="zh_TW" w:bidi="zh_TW"/>
         </w:rPr>
         <w:t>；</w:t>
       </w:r>
-      <w:hyperlink r:id="rId28">
-        <w:r>
-          <w:rPr>
-            <w:lang w:val="zh_TW" w:bidi="zh_TW"/>
-          </w:rPr>
-          <w:rPr>
-            <w:color w:val="0000EE"/>
-            <w:u w:val="single"/>
-          </w:rPr>
-          <w:t>徒17:24–31</w:t>
-        </w:r>
-      </w:hyperlink>
+      <w:r>
+        <w:rPr>
+          <w:lang w:val="zh_TW" w:bidi="zh_TW"/>
+        </w:rPr>
+        <w:t>徒17:24–31</w:t>
+      </w:r>
       <w:r>
         <w:rPr>
           <w:lang w:val="zh_TW" w:bidi="zh_TW"/>
